--- a/docs/p4b - BAROspection - Intro to Spectroscpy Flyer.docx
+++ b/docs/p4b - BAROspection - Intro to Spectroscpy Flyer.docx
@@ -476,7 +476,94 @@
             <w14:noFill/>
           </w14:textOutline>
         </w:rPr>
-        <w:t>04-27-2026</w:t>
+        <w:t>04-24-2026</w:t>
+      </w:r>
+    </w:p>
+    <w:p>
+      <w:pPr>
+        <w:pStyle w:val="Body A"/>
+        <w:widowControl w:val="0"/>
+        <w:ind w:left="1479" w:right="739" w:firstLine="0"/>
+        <w:jc w:val="center"/>
+        <w:rPr>
+          <w:rStyle w:val="None"/>
+          <w:rFonts w:ascii="Calibri" w:cs="Calibri" w:hAnsi="Calibri" w:eastAsia="Calibri"/>
+          <w:b w:val="1"/>
+          <w:bCs w:val="1"/>
+          <w:lang w:val="en-US"/>
+          <w14:textOutline>
+            <w14:noFill/>
+          </w14:textOutline>
+        </w:rPr>
+      </w:pPr>
+      <w:r>
+        <w:rPr>
+          <w:rStyle w:val="Hyperlink.1"/>
+          <w:rFonts w:ascii="Calibri" w:cs="Calibri" w:hAnsi="Calibri" w:eastAsia="Calibri"/>
+          <w:lang w:val="en-US"/>
+          <w14:textOutline>
+            <w14:noFill/>
+          </w14:textOutline>
+        </w:rPr>
+        <w:fldChar w:fldCharType="begin" w:fldLock="0"/>
+      </w:r>
+      <w:r>
+        <w:rPr>
+          <w:rStyle w:val="Hyperlink.1"/>
+          <w:rFonts w:ascii="Calibri" w:cs="Calibri" w:hAnsi="Calibri" w:eastAsia="Calibri"/>
+          <w:lang w:val="en-US"/>
+          <w14:textOutline>
+            <w14:noFill/>
+          </w14:textOutline>
+        </w:rPr>
+        <w:instrText xml:space="preserve"> HYPERLINK "https://boyce-astro.org/spectroscopy-sign-up/"</w:instrText>
+      </w:r>
+      <w:r>
+        <w:rPr>
+          <w:rStyle w:val="Hyperlink.1"/>
+          <w:rFonts w:ascii="Calibri" w:cs="Calibri" w:hAnsi="Calibri" w:eastAsia="Calibri"/>
+          <w:lang w:val="en-US"/>
+          <w14:textOutline>
+            <w14:noFill/>
+          </w14:textOutline>
+        </w:rPr>
+        <w:fldChar w:fldCharType="separate" w:fldLock="0"/>
+      </w:r>
+      <w:r>
+        <w:rPr>
+          <w:rStyle w:val="Hyperlink.1"/>
+          <w:rFonts w:ascii="Calibri" w:hAnsi="Calibri"/>
+          <w:rtl w:val="0"/>
+          <w:lang w:val="en-US"/>
+          <w14:textOutline>
+            <w14:noFill/>
+          </w14:textOutline>
+        </w:rPr>
+        <w:t>Please add yourself to the BRIEF Seminar Waitlist here</w:t>
+      </w:r>
+      <w:r>
+        <w:rPr>
+          <w:rFonts w:ascii="Calibri" w:cs="Calibri" w:hAnsi="Calibri" w:eastAsia="Calibri"/>
+          <w:lang w:val="en-US"/>
+          <w14:textOutline>
+            <w14:noFill/>
+          </w14:textOutline>
+        </w:rPr>
+        <w:fldChar w:fldCharType="end" w:fldLock="0"/>
+      </w:r>
+      <w:r>
+        <w:rPr>
+          <w:rStyle w:val="None"/>
+          <w:rFonts w:ascii="Calibri" w:hAnsi="Calibri"/>
+          <w:b w:val="1"/>
+          <w:bCs w:val="1"/>
+          <w:rtl w:val="0"/>
+          <w:lang w:val="en-US"/>
+          <w14:textOutline>
+            <w14:noFill/>
+          </w14:textOutline>
+        </w:rPr>
+        <w:t>!</w:t>
       </w:r>
     </w:p>
     <w:p>
@@ -899,7 +986,7 @@
                 <w:rtl w:val="0"/>
                 <w:lang w:val="en-US"/>
               </w:rPr>
-              <w:t>04-27-2026</w:t>
+              <w:t>04-28-2026</w:t>
             </w:r>
           </w:p>
           <w:p>
@@ -1075,7 +1162,7 @@
                 <w:rtl w:val="0"/>
                 <w:lang w:val="en-US"/>
               </w:rPr>
-              <w:t>05-04-2026</w:t>
+              <w:t>05-05-2026</w:t>
             </w:r>
           </w:p>
           <w:p>
@@ -1225,7 +1312,7 @@
                 <w:rtl w:val="0"/>
                 <w:lang w:val="en-US"/>
               </w:rPr>
-              <w:t>05-11-2026</w:t>
+              <w:t>05-12-2026</w:t>
             </w:r>
           </w:p>
           <w:p>
@@ -1378,7 +1465,7 @@
                 <w:rtl w:val="0"/>
                 <w:lang w:val="en-US"/>
               </w:rPr>
-              <w:t>05-18-2026</w:t>
+              <w:t>05-19-2026</w:t>
             </w:r>
           </w:p>
           <w:p>
@@ -1531,7 +1618,7 @@
                 <w:rtl w:val="0"/>
                 <w:lang w:val="en-US"/>
               </w:rPr>
-              <w:t>05-25-2026</w:t>
+              <w:t>05-26-2026</w:t>
             </w:r>
           </w:p>
           <w:p>
@@ -1900,6 +1987,21 @@
       <w14:textFill>
         <w14:solidFill>
           <w14:srgbClr w14:val="0366D6"/>
+        </w14:solidFill>
+      </w14:textFill>
+    </w:rPr>
+  </w:style>
+  <w:style w:type="character" w:styleId="Hyperlink.1">
+    <w:name w:val="Hyperlink.1"/>
+    <w:basedOn w:val="Hyperlink"/>
+    <w:next w:val="Hyperlink.1"/>
+    <w:rPr>
+      <w:outline w:val="0"/>
+      <w:color w:val="0000ff"/>
+      <w:u w:val="single" w:color="0000ff"/>
+      <w14:textFill>
+        <w14:solidFill>
+          <w14:srgbClr w14:val="0000FF"/>
         </w14:solidFill>
       </w14:textFill>
     </w:rPr>
